--- a/docs/FHR-VCM-SYS-DES-001_VCM_System_Description.docx
+++ b/docs/FHR-VCM-SYS-DES-001_VCM_System_Description.docx
@@ -36,10 +36,21 @@
         <w:rPr>
           <w:rStyle w:val="SubtleEmphasis"/>
         </w:rPr>
-        <w:t>Document Number FHR-VCM-SYS-DES-001</w:t>
-      </w:r>
-    </w:p>
-    <w:p/>
+        <w:t>Document Number</w:t>
+      </w:r>
+      <w:r>
+        <w:rPr>
+          <w:rStyle w:val="SubtleEmphasis"/>
+        </w:rPr>
+        <w:t>:</w:t>
+      </w:r>
+      <w:r>
+        <w:rPr>
+          <w:rStyle w:val="SubtleEmphasis"/>
+        </w:rPr>
+        <w:t xml:space="preserve"> FHR-VCM-SYS-DES-001</w:t>
+      </w:r>
+    </w:p>
     <w:p>
       <w:pPr>
         <w:pStyle w:val="Heading1"/>
@@ -47,30 +58,367 @@
       <w:r>
         <w:t>Overview</w:t>
       </w:r>
-    </w:p>
-    <w:p>
-      <w:r>
-        <w:t xml:space="preserve">The Vehicle Control Module (VCM) is the central computing and control device for the vehicle. </w:t>
-      </w:r>
-      <w:r>
-        <w:t xml:space="preserve">This makes use of the </w:t>
-      </w:r>
-      <w:r>
-        <w:t>STM32F767ZITx</w:t>
-      </w:r>
-      <w:r>
-        <w:t xml:space="preserve"> (</w:t>
-      </w:r>
-      <w:hyperlink r:id="rId4" w:history="1">
-        <w:r>
-          <w:rPr>
-            <w:rStyle w:val="Hyperlink"/>
-          </w:rPr>
-          <w:t>documentation download link</w:t>
-        </w:r>
-      </w:hyperlink>
-      <w:r>
-        <w:t xml:space="preserve">). </w:t>
+      <w:r>
+        <w:t xml:space="preserve"> and Purpose</w:t>
+      </w:r>
+    </w:p>
+    <w:p>
+      <w:r>
+        <w:t>The Vehicle Control Module (VCM) is an embedded vehicle electronics module for the BYU-Idaho Formula Hybrid vehicle. It receives vehicle information through CAN communication, processes and manages that data, communicates relevant information to other vehicle systems or devices, and may record selected data to removable onboard storage such as a microSD card.</w:t>
+      </w:r>
+    </w:p>
+    <w:p>
+      <w:pPr>
+        <w:pStyle w:val="Heading1"/>
+      </w:pPr>
+      <w:r>
+        <w:t>Current Specifications</w:t>
+      </w:r>
+    </w:p>
+    <w:p>
+      <w:pPr>
+        <w:pStyle w:val="Heading2"/>
+      </w:pPr>
+      <w:r>
+        <w:t>Current intended functions</w:t>
+      </w:r>
+    </w:p>
+    <w:p>
+      <w:r>
+        <w:t>The VCM is currently expected to:</w:t>
+      </w:r>
+    </w:p>
+    <w:p>
+      <w:pPr>
+        <w:pStyle w:val="ListParagraph"/>
+        <w:numPr>
+          <w:ilvl w:val="0"/>
+          <w:numId w:val="1"/>
+        </w:numPr>
+      </w:pPr>
+      <w:r>
+        <w:t>Use an STM32F767ZITx microcontroller.</w:t>
+      </w:r>
+    </w:p>
+    <w:p>
+      <w:pPr>
+        <w:pStyle w:val="ListParagraph"/>
+        <w:numPr>
+          <w:ilvl w:val="0"/>
+          <w:numId w:val="1"/>
+        </w:numPr>
+      </w:pPr>
+      <w:r>
+        <w:t>Receive vehicle data through CAN.</w:t>
+      </w:r>
+    </w:p>
+    <w:p>
+      <w:pPr>
+        <w:pStyle w:val="ListParagraph"/>
+        <w:numPr>
+          <w:ilvl w:val="0"/>
+          <w:numId w:val="1"/>
+        </w:numPr>
+      </w:pPr>
+      <w:r>
+        <w:t>Use two CAN buses:</w:t>
+      </w:r>
+    </w:p>
+    <w:p>
+      <w:pPr>
+        <w:pStyle w:val="ListParagraph"/>
+        <w:numPr>
+          <w:ilvl w:val="1"/>
+          <w:numId w:val="1"/>
+        </w:numPr>
+      </w:pPr>
+      <w:r>
+        <w:t>Primary CAN bus</w:t>
+      </w:r>
+    </w:p>
+    <w:p>
+      <w:pPr>
+        <w:pStyle w:val="ListParagraph"/>
+        <w:numPr>
+          <w:ilvl w:val="1"/>
+          <w:numId w:val="1"/>
+        </w:numPr>
+      </w:pPr>
+      <w:r>
+        <w:t>Standby or backup CAN bus</w:t>
+      </w:r>
+    </w:p>
+    <w:p>
+      <w:pPr>
+        <w:pStyle w:val="ListParagraph"/>
+        <w:numPr>
+          <w:ilvl w:val="1"/>
+          <w:numId w:val="1"/>
+        </w:numPr>
+      </w:pPr>
+      <w:r>
+        <w:t>Automatically use the backup CAN bus if the primary bus fails.</w:t>
+      </w:r>
+    </w:p>
+    <w:p>
+      <w:pPr>
+        <w:pStyle w:val="ListParagraph"/>
+        <w:numPr>
+          <w:ilvl w:val="1"/>
+          <w:numId w:val="1"/>
+        </w:numPr>
+      </w:pPr>
+      <w:r>
+        <w:t>Send a CAN keep-alive message.</w:t>
+      </w:r>
+    </w:p>
+    <w:p>
+      <w:pPr>
+        <w:pStyle w:val="ListParagraph"/>
+        <w:numPr>
+          <w:ilvl w:val="0"/>
+          <w:numId w:val="1"/>
+        </w:numPr>
+      </w:pPr>
+      <w:r>
+        <w:t>Monitor vehicle information such as:</w:t>
+      </w:r>
+    </w:p>
+    <w:p>
+      <w:pPr>
+        <w:pStyle w:val="ListParagraph"/>
+        <w:numPr>
+          <w:ilvl w:val="1"/>
+          <w:numId w:val="1"/>
+        </w:numPr>
+      </w:pPr>
+      <w:r>
+        <w:t>Electric motor temperatures</w:t>
+      </w:r>
+    </w:p>
+    <w:p>
+      <w:pPr>
+        <w:pStyle w:val="ListParagraph"/>
+        <w:numPr>
+          <w:ilvl w:val="1"/>
+          <w:numId w:val="1"/>
+        </w:numPr>
+      </w:pPr>
+      <w:r>
+        <w:t>Brake-related information</w:t>
+      </w:r>
+    </w:p>
+    <w:p>
+      <w:pPr>
+        <w:pStyle w:val="ListParagraph"/>
+        <w:numPr>
+          <w:ilvl w:val="1"/>
+          <w:numId w:val="1"/>
+        </w:numPr>
+      </w:pPr>
+      <w:r>
+        <w:t>Accelerator-pedal position</w:t>
+      </w:r>
+    </w:p>
+    <w:p>
+      <w:pPr>
+        <w:pStyle w:val="ListParagraph"/>
+        <w:numPr>
+          <w:ilvl w:val="1"/>
+          <w:numId w:val="1"/>
+        </w:numPr>
+      </w:pPr>
+      <w:r>
+        <w:t>Additional vehicle data to be determined</w:t>
+      </w:r>
+    </w:p>
+    <w:p>
+      <w:pPr>
+        <w:pStyle w:val="ListParagraph"/>
+        <w:numPr>
+          <w:ilvl w:val="0"/>
+          <w:numId w:val="1"/>
+        </w:numPr>
+      </w:pPr>
+      <w:r>
+        <w:t>Communicate with other vehicle systems or devices.</w:t>
+      </w:r>
+    </w:p>
+    <w:p>
+      <w:pPr>
+        <w:pStyle w:val="ListParagraph"/>
+        <w:numPr>
+          <w:ilvl w:val="0"/>
+          <w:numId w:val="1"/>
+        </w:numPr>
+      </w:pPr>
+      <w:r>
+        <w:t>Use USB-C to connect to a computer for firmware updates and possibly data transfer.</w:t>
+      </w:r>
+    </w:p>
+    <w:p>
+      <w:pPr>
+        <w:pStyle w:val="ListParagraph"/>
+        <w:numPr>
+          <w:ilvl w:val="0"/>
+          <w:numId w:val="1"/>
+        </w:numPr>
+      </w:pPr>
+      <w:r>
+        <w:t>Potentially record vehicle data to a removable microSD card.</w:t>
+      </w:r>
+    </w:p>
+    <w:p>
+      <w:pPr>
+        <w:pStyle w:val="Heading2"/>
+      </w:pPr>
+      <w:r>
+        <w:t>Items not yet defined</w:t>
+      </w:r>
+    </w:p>
+    <w:p>
+      <w:pPr>
+        <w:pStyle w:val="ListParagraph"/>
+        <w:numPr>
+          <w:ilvl w:val="0"/>
+          <w:numId w:val="2"/>
+        </w:numPr>
+      </w:pPr>
+      <w:r>
+        <w:t>Exact list and number of sensors</w:t>
+      </w:r>
+    </w:p>
+    <w:p>
+      <w:pPr>
+        <w:pStyle w:val="ListParagraph"/>
+        <w:numPr>
+          <w:ilvl w:val="0"/>
+          <w:numId w:val="2"/>
+        </w:numPr>
+      </w:pPr>
+      <w:r>
+        <w:lastRenderedPageBreak/>
+        <w:t>Exact systems that receive VCM data</w:t>
+      </w:r>
+    </w:p>
+    <w:p>
+      <w:pPr>
+        <w:pStyle w:val="ListParagraph"/>
+        <w:numPr>
+          <w:ilvl w:val="0"/>
+          <w:numId w:val="2"/>
+        </w:numPr>
+      </w:pPr>
+      <w:r>
+        <w:t>Whether the VCM controls anything or only monitors and communicates</w:t>
+      </w:r>
+    </w:p>
+    <w:p>
+      <w:pPr>
+        <w:pStyle w:val="ListParagraph"/>
+        <w:numPr>
+          <w:ilvl w:val="0"/>
+          <w:numId w:val="2"/>
+        </w:numPr>
+      </w:pPr>
+      <w:r>
+        <w:t>CAN speed and message definitions</w:t>
+      </w:r>
+    </w:p>
+    <w:p>
+      <w:pPr>
+        <w:pStyle w:val="ListParagraph"/>
+        <w:numPr>
+          <w:ilvl w:val="0"/>
+          <w:numId w:val="2"/>
+        </w:numPr>
+      </w:pPr>
+      <w:r>
+        <w:t>Exact primary/backup CAN failure behavior</w:t>
+      </w:r>
+    </w:p>
+    <w:p>
+      <w:pPr>
+        <w:pStyle w:val="ListParagraph"/>
+        <w:numPr>
+          <w:ilvl w:val="0"/>
+          <w:numId w:val="2"/>
+        </w:numPr>
+      </w:pPr>
+      <w:r>
+        <w:t>USB operating mode and final USB circuitry</w:t>
+      </w:r>
+    </w:p>
+    <w:p>
+      <w:pPr>
+        <w:pStyle w:val="ListParagraph"/>
+        <w:numPr>
+          <w:ilvl w:val="0"/>
+          <w:numId w:val="2"/>
+        </w:numPr>
+      </w:pPr>
+      <w:r>
+        <w:t>microSD capacity, logging rate, filesystem, and power-loss behavior</w:t>
+      </w:r>
+    </w:p>
+    <w:p>
+      <w:pPr>
+        <w:pStyle w:val="ListParagraph"/>
+        <w:numPr>
+          <w:ilvl w:val="0"/>
+          <w:numId w:val="2"/>
+        </w:numPr>
+      </w:pPr>
+      <w:r>
+        <w:t>Exact power requirements</w:t>
+      </w:r>
+    </w:p>
+    <w:p>
+      <w:pPr>
+        <w:pStyle w:val="ListParagraph"/>
+        <w:numPr>
+          <w:ilvl w:val="0"/>
+          <w:numId w:val="2"/>
+        </w:numPr>
+      </w:pPr>
+      <w:r>
+        <w:t>Whether 5 V and 3.3 V are both required</w:t>
+      </w:r>
+    </w:p>
+    <w:p>
+      <w:pPr>
+        <w:pStyle w:val="ListParagraph"/>
+        <w:numPr>
+          <w:ilvl w:val="0"/>
+          <w:numId w:val="2"/>
+        </w:numPr>
+      </w:pPr>
+      <w:r>
+        <w:t>Wireless communication</w:t>
+      </w:r>
+    </w:p>
+    <w:p>
+      <w:pPr>
+        <w:pStyle w:val="ListParagraph"/>
+        <w:numPr>
+          <w:ilvl w:val="0"/>
+          <w:numId w:val="2"/>
+        </w:numPr>
+      </w:pPr>
+      <w:r>
+        <w:t>SPI communication</w:t>
+      </w:r>
+    </w:p>
+    <w:p>
+      <w:pPr>
+        <w:pStyle w:val="ListParagraph"/>
+        <w:numPr>
+          <w:ilvl w:val="0"/>
+          <w:numId w:val="2"/>
+        </w:numPr>
+      </w:pPr>
+      <w:r>
+        <w:t>Exact communication method for the display board</w:t>
       </w:r>
     </w:p>
     <w:sectPr>
@@ -81,6 +429,243 @@
     </w:sectPr>
   </w:body>
 </w:document>
+</file>
+
+<file path=word/numbering.xml><?xml version="1.0" encoding="utf-8"?>
+<w:numbering xmlns:wpc="http://schemas.microsoft.com/office/word/2010/wordprocessingCanvas" xmlns:cx="http://schemas.microsoft.com/office/drawing/2014/chartex" xmlns:cx1="http://schemas.microsoft.com/office/drawing/2015/9/8/chartex" xmlns:cx2="http://schemas.microsoft.com/office/drawing/2015/10/21/chartex" xmlns:cx3="http://schemas.microsoft.com/office/drawing/2016/5/9/chartex" xmlns:cx4="http://schemas.microsoft.com/office/drawing/2016/5/10/chartex" xmlns:cx5="http://schemas.microsoft.com/office/drawing/2016/5/11/chartex" xmlns:cx6="http://schemas.microsoft.com/office/drawing/2016/5/12/chartex" xmlns:cx7="http://schemas.microsoft.com/office/drawing/2016/5/13/chartex" xmlns:cx8="http://schemas.microsoft.com/office/drawing/2016/5/14/chartex" xmlns:mc="http://schemas.openxmlformats.org/markup-compatibility/2006" xmlns:aink="http://schemas.microsoft.com/office/drawing/2016/ink" xmlns:am3d="http://schemas.microsoft.com/office/drawing/2017/model3d" xmlns:o="urn:schemas-microsoft-com:office:office" xmlns:oel="http://schemas.microsoft.com/office/2019/extlst" xmlns:r="http://schemas.openxmlformats.org/officeDocument/2006/relationships" xmlns:m="http://schemas.openxmlformats.org/officeDocument/2006/math" xmlns:v="urn:schemas-microsoft-com:vml" xmlns:wp14="http://schemas.microsoft.com/office/word/2010/wordprocessingDrawing" xmlns:wp="http://schemas.openxmlformats.org/drawingml/2006/wordprocessingDrawing" xmlns:w10="urn:schemas-microsoft-com:office:word" xmlns:w="http://schemas.openxmlformats.org/wordprocessingml/2006/main" xmlns:w14="http://schemas.microsoft.com/office/word/2010/wordml" xmlns:w15="http://schemas.microsoft.com/office/word/2012/wordml" xmlns:w16cex="http://schemas.microsoft.com/office/word/2018/wordml/cex" xmlns:w16cid="http://schemas.microsoft.com/office/word/2016/wordml/cid" xmlns:w16="http://schemas.microsoft.com/office/word/2018/wordml" xmlns:w16du="http://schemas.microsoft.com/office/word/2023/wordml/word16du" xmlns:w16sdtdh="http://schemas.microsoft.com/office/word/2020/wordml/sdtdatahash" xmlns:w16sdtfl="http://schemas.microsoft.com/office/word/2024/wordml/sdtformatlock" xmlns:w16se="http://schemas.microsoft.com/office/word/2015/wordml/symex" xmlns:wpg="http://schemas.microsoft.com/office/word/2010/wordprocessingGroup" xmlns:wpi="http://schemas.microsoft.com/office/word/2010/wordprocessingInk" xmlns:wne="http://schemas.microsoft.com/office/word/2006/wordml" xmlns:wps="http://schemas.microsoft.com/office/word/2010/wordprocessingShape" mc:Ignorable="w14 w15 w16se w16cid w16 w16cex w16sdtdh w16sdtfl w16du wp14">
+  <w:abstractNum w:abstractNumId="0" w15:restartNumberingAfterBreak="0">
+    <w:nsid w:val="4AB83B3E"/>
+    <w:multiLevelType w:val="hybridMultilevel"/>
+    <w:tmpl w:val="E5B27DB0"/>
+    <w:lvl w:ilvl="0" w:tplc="04090001">
+      <w:start w:val="1"/>
+      <w:numFmt w:val="bullet"/>
+      <w:lvlText w:val=""/>
+      <w:lvlJc w:val="left"/>
+      <w:pPr>
+        <w:ind w:left="720" w:hanging="360"/>
+      </w:pPr>
+      <w:rPr>
+        <w:rFonts w:ascii="Symbol" w:hAnsi="Symbol" w:hint="default"/>
+      </w:rPr>
+    </w:lvl>
+    <w:lvl w:ilvl="1" w:tplc="04090003" w:tentative="1">
+      <w:start w:val="1"/>
+      <w:numFmt w:val="bullet"/>
+      <w:lvlText w:val="o"/>
+      <w:lvlJc w:val="left"/>
+      <w:pPr>
+        <w:ind w:left="1440" w:hanging="360"/>
+      </w:pPr>
+      <w:rPr>
+        <w:rFonts w:ascii="Courier New" w:hAnsi="Courier New" w:cs="Courier New" w:hint="default"/>
+      </w:rPr>
+    </w:lvl>
+    <w:lvl w:ilvl="2" w:tplc="04090005" w:tentative="1">
+      <w:start w:val="1"/>
+      <w:numFmt w:val="bullet"/>
+      <w:lvlText w:val=""/>
+      <w:lvlJc w:val="left"/>
+      <w:pPr>
+        <w:ind w:left="2160" w:hanging="360"/>
+      </w:pPr>
+      <w:rPr>
+        <w:rFonts w:ascii="Wingdings" w:hAnsi="Wingdings" w:hint="default"/>
+      </w:rPr>
+    </w:lvl>
+    <w:lvl w:ilvl="3" w:tplc="04090001" w:tentative="1">
+      <w:start w:val="1"/>
+      <w:numFmt w:val="bullet"/>
+      <w:lvlText w:val=""/>
+      <w:lvlJc w:val="left"/>
+      <w:pPr>
+        <w:ind w:left="2880" w:hanging="360"/>
+      </w:pPr>
+      <w:rPr>
+        <w:rFonts w:ascii="Symbol" w:hAnsi="Symbol" w:hint="default"/>
+      </w:rPr>
+    </w:lvl>
+    <w:lvl w:ilvl="4" w:tplc="04090003" w:tentative="1">
+      <w:start w:val="1"/>
+      <w:numFmt w:val="bullet"/>
+      <w:lvlText w:val="o"/>
+      <w:lvlJc w:val="left"/>
+      <w:pPr>
+        <w:ind w:left="3600" w:hanging="360"/>
+      </w:pPr>
+      <w:rPr>
+        <w:rFonts w:ascii="Courier New" w:hAnsi="Courier New" w:cs="Courier New" w:hint="default"/>
+      </w:rPr>
+    </w:lvl>
+    <w:lvl w:ilvl="5" w:tplc="04090005" w:tentative="1">
+      <w:start w:val="1"/>
+      <w:numFmt w:val="bullet"/>
+      <w:lvlText w:val=""/>
+      <w:lvlJc w:val="left"/>
+      <w:pPr>
+        <w:ind w:left="4320" w:hanging="360"/>
+      </w:pPr>
+      <w:rPr>
+        <w:rFonts w:ascii="Wingdings" w:hAnsi="Wingdings" w:hint="default"/>
+      </w:rPr>
+    </w:lvl>
+    <w:lvl w:ilvl="6" w:tplc="04090001" w:tentative="1">
+      <w:start w:val="1"/>
+      <w:numFmt w:val="bullet"/>
+      <w:lvlText w:val=""/>
+      <w:lvlJc w:val="left"/>
+      <w:pPr>
+        <w:ind w:left="5040" w:hanging="360"/>
+      </w:pPr>
+      <w:rPr>
+        <w:rFonts w:ascii="Symbol" w:hAnsi="Symbol" w:hint="default"/>
+      </w:rPr>
+    </w:lvl>
+    <w:lvl w:ilvl="7" w:tplc="04090003" w:tentative="1">
+      <w:start w:val="1"/>
+      <w:numFmt w:val="bullet"/>
+      <w:lvlText w:val="o"/>
+      <w:lvlJc w:val="left"/>
+      <w:pPr>
+        <w:ind w:left="5760" w:hanging="360"/>
+      </w:pPr>
+      <w:rPr>
+        <w:rFonts w:ascii="Courier New" w:hAnsi="Courier New" w:cs="Courier New" w:hint="default"/>
+      </w:rPr>
+    </w:lvl>
+    <w:lvl w:ilvl="8" w:tplc="04090005" w:tentative="1">
+      <w:start w:val="1"/>
+      <w:numFmt w:val="bullet"/>
+      <w:lvlText w:val=""/>
+      <w:lvlJc w:val="left"/>
+      <w:pPr>
+        <w:ind w:left="6480" w:hanging="360"/>
+      </w:pPr>
+      <w:rPr>
+        <w:rFonts w:ascii="Wingdings" w:hAnsi="Wingdings" w:hint="default"/>
+      </w:rPr>
+    </w:lvl>
+  </w:abstractNum>
+  <w:abstractNum w:abstractNumId="1" w15:restartNumberingAfterBreak="0">
+    <w:nsid w:val="58A27FD8"/>
+    <w:multiLevelType w:val="hybridMultilevel"/>
+    <w:tmpl w:val="B420D8E6"/>
+    <w:lvl w:ilvl="0" w:tplc="04090001">
+      <w:start w:val="1"/>
+      <w:numFmt w:val="bullet"/>
+      <w:lvlText w:val=""/>
+      <w:lvlJc w:val="left"/>
+      <w:pPr>
+        <w:ind w:left="720" w:hanging="360"/>
+      </w:pPr>
+      <w:rPr>
+        <w:rFonts w:ascii="Symbol" w:hAnsi="Symbol" w:hint="default"/>
+      </w:rPr>
+    </w:lvl>
+    <w:lvl w:ilvl="1" w:tplc="04090003">
+      <w:start w:val="1"/>
+      <w:numFmt w:val="bullet"/>
+      <w:lvlText w:val="o"/>
+      <w:lvlJc w:val="left"/>
+      <w:pPr>
+        <w:ind w:left="1440" w:hanging="360"/>
+      </w:pPr>
+      <w:rPr>
+        <w:rFonts w:ascii="Courier New" w:hAnsi="Courier New" w:cs="Courier New" w:hint="default"/>
+      </w:rPr>
+    </w:lvl>
+    <w:lvl w:ilvl="2" w:tplc="04090005" w:tentative="1">
+      <w:start w:val="1"/>
+      <w:numFmt w:val="bullet"/>
+      <w:lvlText w:val=""/>
+      <w:lvlJc w:val="left"/>
+      <w:pPr>
+        <w:ind w:left="2160" w:hanging="360"/>
+      </w:pPr>
+      <w:rPr>
+        <w:rFonts w:ascii="Wingdings" w:hAnsi="Wingdings" w:hint="default"/>
+      </w:rPr>
+    </w:lvl>
+    <w:lvl w:ilvl="3" w:tplc="04090001" w:tentative="1">
+      <w:start w:val="1"/>
+      <w:numFmt w:val="bullet"/>
+      <w:lvlText w:val=""/>
+      <w:lvlJc w:val="left"/>
+      <w:pPr>
+        <w:ind w:left="2880" w:hanging="360"/>
+      </w:pPr>
+      <w:rPr>
+        <w:rFonts w:ascii="Symbol" w:hAnsi="Symbol" w:hint="default"/>
+      </w:rPr>
+    </w:lvl>
+    <w:lvl w:ilvl="4" w:tplc="04090003" w:tentative="1">
+      <w:start w:val="1"/>
+      <w:numFmt w:val="bullet"/>
+      <w:lvlText w:val="o"/>
+      <w:lvlJc w:val="left"/>
+      <w:pPr>
+        <w:ind w:left="3600" w:hanging="360"/>
+      </w:pPr>
+      <w:rPr>
+        <w:rFonts w:ascii="Courier New" w:hAnsi="Courier New" w:cs="Courier New" w:hint="default"/>
+      </w:rPr>
+    </w:lvl>
+    <w:lvl w:ilvl="5" w:tplc="04090005" w:tentative="1">
+      <w:start w:val="1"/>
+      <w:numFmt w:val="bullet"/>
+      <w:lvlText w:val=""/>
+      <w:lvlJc w:val="left"/>
+      <w:pPr>
+        <w:ind w:left="4320" w:hanging="360"/>
+      </w:pPr>
+      <w:rPr>
+        <w:rFonts w:ascii="Wingdings" w:hAnsi="Wingdings" w:hint="default"/>
+      </w:rPr>
+    </w:lvl>
+    <w:lvl w:ilvl="6" w:tplc="04090001" w:tentative="1">
+      <w:start w:val="1"/>
+      <w:numFmt w:val="bullet"/>
+      <w:lvlText w:val=""/>
+      <w:lvlJc w:val="left"/>
+      <w:pPr>
+        <w:ind w:left="5040" w:hanging="360"/>
+      </w:pPr>
+      <w:rPr>
+        <w:rFonts w:ascii="Symbol" w:hAnsi="Symbol" w:hint="default"/>
+      </w:rPr>
+    </w:lvl>
+    <w:lvl w:ilvl="7" w:tplc="04090003" w:tentative="1">
+      <w:start w:val="1"/>
+      <w:numFmt w:val="bullet"/>
+      <w:lvlText w:val="o"/>
+      <w:lvlJc w:val="left"/>
+      <w:pPr>
+        <w:ind w:left="5760" w:hanging="360"/>
+      </w:pPr>
+      <w:rPr>
+        <w:rFonts w:ascii="Courier New" w:hAnsi="Courier New" w:cs="Courier New" w:hint="default"/>
+      </w:rPr>
+    </w:lvl>
+    <w:lvl w:ilvl="8" w:tplc="04090005" w:tentative="1">
+      <w:start w:val="1"/>
+      <w:numFmt w:val="bullet"/>
+      <w:lvlText w:val=""/>
+      <w:lvlJc w:val="left"/>
+      <w:pPr>
+        <w:ind w:left="6480" w:hanging="360"/>
+      </w:pPr>
+      <w:rPr>
+        <w:rFonts w:ascii="Wingdings" w:hAnsi="Wingdings" w:hint="default"/>
+      </w:rPr>
+    </w:lvl>
+  </w:abstractNum>
+  <w:num w:numId="1" w16cid:durableId="536895479">
+    <w:abstractNumId w:val="1"/>
+  </w:num>
+  <w:num w:numId="2" w16cid:durableId="1556743553">
+    <w:abstractNumId w:val="0"/>
+  </w:num>
+</w:numbering>
 </file>
 
 <file path=word/styles.xml><?xml version="1.0" encoding="utf-8"?>
@@ -511,7 +1096,6 @@
     <w:next w:val="Normal"/>
     <w:link w:val="Heading2Char"/>
     <w:uiPriority w:val="9"/>
-    <w:semiHidden/>
     <w:unhideWhenUsed/>
     <w:qFormat/>
     <w:rsid w:val="00945BCA"/>
@@ -728,7 +1312,6 @@
     <w:basedOn w:val="DefaultParagraphFont"/>
     <w:link w:val="Heading2"/>
     <w:uiPriority w:val="9"/>
-    <w:semiHidden/>
     <w:rsid w:val="00945BCA"/>
     <w:rPr>
       <w:rFonts w:asciiTheme="majorHAnsi" w:eastAsiaTheme="majorEastAsia" w:hAnsiTheme="majorHAnsi" w:cstheme="majorBidi"/>

--- a/docs/FHR-VCM-SYS-DES-001_VCM_System_Description.docx
+++ b/docs/FHR-VCM-SYS-DES-001_VCM_System_Description.docx
@@ -95,8 +95,14 @@
           <w:ilvl w:val="0"/>
           <w:numId w:val="1"/>
         </w:numPr>
-      </w:pPr>
-      <w:r>
+        <w:rPr>
+          <w:color w:val="00B050"/>
+        </w:rPr>
+      </w:pPr>
+      <w:r>
+        <w:rPr>
+          <w:color w:val="00B050"/>
+        </w:rPr>
         <w:t>Use an STM32F767ZITx microcontroller.</w:t>
       </w:r>
     </w:p>
@@ -107,8 +113,14 @@
           <w:ilvl w:val="0"/>
           <w:numId w:val="1"/>
         </w:numPr>
-      </w:pPr>
-      <w:r>
+        <w:rPr>
+          <w:color w:val="00B050"/>
+        </w:rPr>
+      </w:pPr>
+      <w:r>
+        <w:rPr>
+          <w:color w:val="00B050"/>
+        </w:rPr>
         <w:t>Receive vehicle data through CAN.</w:t>
       </w:r>
     </w:p>
@@ -119,8 +131,14 @@
           <w:ilvl w:val="0"/>
           <w:numId w:val="1"/>
         </w:numPr>
-      </w:pPr>
-      <w:r>
+        <w:rPr>
+          <w:color w:val="00B050"/>
+        </w:rPr>
+      </w:pPr>
+      <w:r>
+        <w:rPr>
+          <w:color w:val="00B050"/>
+        </w:rPr>
         <w:t>Use two CAN buses:</w:t>
       </w:r>
     </w:p>
@@ -131,8 +149,14 @@
           <w:ilvl w:val="1"/>
           <w:numId w:val="1"/>
         </w:numPr>
-      </w:pPr>
-      <w:r>
+        <w:rPr>
+          <w:color w:val="00B050"/>
+        </w:rPr>
+      </w:pPr>
+      <w:r>
+        <w:rPr>
+          <w:color w:val="00B050"/>
+        </w:rPr>
         <w:t>Primary CAN bus</w:t>
       </w:r>
     </w:p>
@@ -143,8 +167,14 @@
           <w:ilvl w:val="1"/>
           <w:numId w:val="1"/>
         </w:numPr>
-      </w:pPr>
-      <w:r>
+        <w:rPr>
+          <w:color w:val="00B050"/>
+        </w:rPr>
+      </w:pPr>
+      <w:r>
+        <w:rPr>
+          <w:color w:val="00B050"/>
+        </w:rPr>
         <w:t>Standby or backup CAN bus</w:t>
       </w:r>
     </w:p>
@@ -155,8 +185,14 @@
           <w:ilvl w:val="1"/>
           <w:numId w:val="1"/>
         </w:numPr>
-      </w:pPr>
-      <w:r>
+        <w:rPr>
+          <w:color w:val="00B050"/>
+        </w:rPr>
+      </w:pPr>
+      <w:r>
+        <w:rPr>
+          <w:color w:val="00B050"/>
+        </w:rPr>
         <w:t>Automatically use the backup CAN bus if the primary bus fails.</w:t>
       </w:r>
     </w:p>
@@ -167,8 +203,14 @@
           <w:ilvl w:val="1"/>
           <w:numId w:val="1"/>
         </w:numPr>
-      </w:pPr>
-      <w:r>
+        <w:rPr>
+          <w:color w:val="00B050"/>
+        </w:rPr>
+      </w:pPr>
+      <w:r>
+        <w:rPr>
+          <w:color w:val="00B050"/>
+        </w:rPr>
         <w:t>Send a CAN keep-alive message.</w:t>
       </w:r>
     </w:p>
@@ -179,8 +221,14 @@
           <w:ilvl w:val="0"/>
           <w:numId w:val="1"/>
         </w:numPr>
-      </w:pPr>
-      <w:r>
+        <w:rPr>
+          <w:color w:val="FFFF00"/>
+        </w:rPr>
+      </w:pPr>
+      <w:r>
+        <w:rPr>
+          <w:color w:val="FFFF00"/>
+        </w:rPr>
         <w:t>Monitor vehicle information such as:</w:t>
       </w:r>
     </w:p>
@@ -191,8 +239,14 @@
           <w:ilvl w:val="1"/>
           <w:numId w:val="1"/>
         </w:numPr>
-      </w:pPr>
-      <w:r>
+        <w:rPr>
+          <w:color w:val="FFFF00"/>
+        </w:rPr>
+      </w:pPr>
+      <w:r>
+        <w:rPr>
+          <w:color w:val="FFFF00"/>
+        </w:rPr>
         <w:t>Electric motor temperatures</w:t>
       </w:r>
     </w:p>
@@ -203,8 +257,14 @@
           <w:ilvl w:val="1"/>
           <w:numId w:val="1"/>
         </w:numPr>
-      </w:pPr>
-      <w:r>
+        <w:rPr>
+          <w:color w:val="FFFF00"/>
+        </w:rPr>
+      </w:pPr>
+      <w:r>
+        <w:rPr>
+          <w:color w:val="FFFF00"/>
+        </w:rPr>
         <w:t>Brake-related information</w:t>
       </w:r>
     </w:p>
@@ -215,8 +275,14 @@
           <w:ilvl w:val="1"/>
           <w:numId w:val="1"/>
         </w:numPr>
-      </w:pPr>
-      <w:r>
+        <w:rPr>
+          <w:color w:val="FFFF00"/>
+        </w:rPr>
+      </w:pPr>
+      <w:r>
+        <w:rPr>
+          <w:color w:val="FFFF00"/>
+        </w:rPr>
         <w:t>Accelerator-pedal position</w:t>
       </w:r>
     </w:p>
@@ -227,8 +293,14 @@
           <w:ilvl w:val="1"/>
           <w:numId w:val="1"/>
         </w:numPr>
-      </w:pPr>
-      <w:r>
+        <w:rPr>
+          <w:color w:val="FFFF00"/>
+        </w:rPr>
+      </w:pPr>
+      <w:r>
+        <w:rPr>
+          <w:color w:val="FFFF00"/>
+        </w:rPr>
         <w:t>Additional vehicle data to be determined</w:t>
       </w:r>
     </w:p>
@@ -239,8 +311,14 @@
           <w:ilvl w:val="0"/>
           <w:numId w:val="1"/>
         </w:numPr>
-      </w:pPr>
-      <w:r>
+        <w:rPr>
+          <w:color w:val="FFFF00"/>
+        </w:rPr>
+      </w:pPr>
+      <w:r>
+        <w:rPr>
+          <w:color w:val="FFFF00"/>
+        </w:rPr>
         <w:t>Communicate with other vehicle systems or devices.</w:t>
       </w:r>
     </w:p>
@@ -251,8 +329,14 @@
           <w:ilvl w:val="0"/>
           <w:numId w:val="1"/>
         </w:numPr>
-      </w:pPr>
-      <w:r>
+        <w:rPr>
+          <w:color w:val="00B050"/>
+        </w:rPr>
+      </w:pPr>
+      <w:r>
+        <w:rPr>
+          <w:color w:val="00B050"/>
+        </w:rPr>
         <w:t>Use USB-C to connect to a computer for firmware updates and possibly data transfer.</w:t>
       </w:r>
     </w:p>
@@ -263,8 +347,14 @@
           <w:ilvl w:val="0"/>
           <w:numId w:val="1"/>
         </w:numPr>
-      </w:pPr>
-      <w:r>
+        <w:rPr>
+          <w:color w:val="FFFF00"/>
+        </w:rPr>
+      </w:pPr>
+      <w:r>
+        <w:rPr>
+          <w:color w:val="FFFF00"/>
+        </w:rPr>
         <w:t>Potentially record vehicle data to a removable microSD card.</w:t>
       </w:r>
     </w:p>
